--- a/Doc/BCA SPIRAL BOOK FORMAT.docx
+++ b/Doc/BCA SPIRAL BOOK FORMAT.docx
@@ -745,9 +745,11 @@
         </w:rPr>
         <w:t xml:space="preserve"> </w:t>
       </w:r>
+      <w:proofErr w:type="gramStart"/>
       <w:r>
         <w:t>certify</w:t>
       </w:r>
+      <w:proofErr w:type="gramEnd"/>
       <w:r>
         <w:rPr>
           <w:spacing w:val="-11"/>
@@ -800,16 +802,26 @@
         <w:t xml:space="preserve"> </w:t>
       </w:r>
       <w:r>
-        <w:t>“Aapla</w:t>
-      </w:r>
+        <w:t>“</w:t>
+      </w:r>
+      <w:proofErr w:type="spellStart"/>
+      <w:r>
+        <w:t>Aapla</w:t>
+      </w:r>
+      <w:proofErr w:type="spellEnd"/>
       <w:r>
         <w:rPr>
           <w:spacing w:val="-11"/>
         </w:rPr>
         <w:t xml:space="preserve"> </w:t>
       </w:r>
-      <w:r>
-        <w:t>Nagarsevak”</w:t>
+      <w:proofErr w:type="spellStart"/>
+      <w:r>
+        <w:t>Nagarsevak</w:t>
+      </w:r>
+      <w:proofErr w:type="spellEnd"/>
+      <w:r>
+        <w:t>”</w:t>
       </w:r>
       <w:r>
         <w:rPr>
@@ -968,9 +980,11 @@
         </w:rPr>
         <w:t xml:space="preserve"> </w:t>
       </w:r>
+      <w:proofErr w:type="spellStart"/>
       <w:r>
         <w:t>Premasish</w:t>
       </w:r>
+      <w:proofErr w:type="spellEnd"/>
       <w:r>
         <w:rPr>
           <w:spacing w:val="-14"/>
@@ -1159,54 +1173,6 @@
       </w:r>
       <w:r>
         <w:rPr>
-          <w:noProof/>
-        </w:rPr>
-        <w:drawing>
-          <wp:anchor distT="0" distB="0" distL="0" distR="0" simplePos="0" relativeHeight="15729152" behindDoc="0" locked="0" layoutInCell="1" allowOverlap="1" wp14:anchorId="1A8B2736" wp14:editId="676BFBDC">
-            <wp:simplePos x="0" y="0"/>
-            <wp:positionH relativeFrom="page">
-              <wp:posOffset>50292</wp:posOffset>
-            </wp:positionH>
-            <wp:positionV relativeFrom="page">
-              <wp:posOffset>9270491</wp:posOffset>
-            </wp:positionV>
-            <wp:extent cx="7658100" cy="787908"/>
-            <wp:effectExtent l="0" t="0" r="0" b="0"/>
-            <wp:wrapNone/>
-            <wp:docPr id="3" name="Image 3"/>
-            <wp:cNvGraphicFramePr>
-              <a:graphicFrameLocks xmlns:a="http://schemas.openxmlformats.org/drawingml/2006/main"/>
-            </wp:cNvGraphicFramePr>
-            <a:graphic xmlns:a="http://schemas.openxmlformats.org/drawingml/2006/main">
-              <a:graphicData uri="http://schemas.openxmlformats.org/drawingml/2006/picture">
-                <pic:pic xmlns:pic="http://schemas.openxmlformats.org/drawingml/2006/picture">
-                  <pic:nvPicPr>
-                    <pic:cNvPr id="3" name="Image 3"/>
-                    <pic:cNvPicPr/>
-                  </pic:nvPicPr>
-                  <pic:blipFill>
-                    <a:blip r:embed="rId6" cstate="print"/>
-                    <a:stretch>
-                      <a:fillRect/>
-                    </a:stretch>
-                  </pic:blipFill>
-                  <pic:spPr>
-                    <a:xfrm>
-                      <a:off x="0" y="0"/>
-                      <a:ext cx="7658100" cy="787908"/>
-                    </a:xfrm>
-                    <a:prstGeom prst="rect">
-                      <a:avLst/>
-                    </a:prstGeom>
-                  </pic:spPr>
-                </pic:pic>
-              </a:graphicData>
-            </a:graphic>
-          </wp:anchor>
-        </w:drawing>
-      </w:r>
-      <w:r>
-        <w:rPr>
           <w:spacing w:val="-2"/>
         </w:rPr>
         <w:t>ACKNOWLEDGEMENT</w:t>
@@ -1420,7 +1386,21 @@
         <w:rPr>
           <w:b/>
         </w:rPr>
-        <w:t>Dr. Premasish Roy.</w:t>
+        <w:t xml:space="preserve">Dr. </w:t>
+      </w:r>
+      <w:proofErr w:type="spellStart"/>
+      <w:r>
+        <w:rPr>
+          <w:b/>
+        </w:rPr>
+        <w:t>Premasish</w:t>
+      </w:r>
+      <w:proofErr w:type="spellEnd"/>
+      <w:r>
+        <w:rPr>
+          <w:b/>
+        </w:rPr>
+        <w:t xml:space="preserve"> Roy.</w:t>
       </w:r>
     </w:p>
     <w:p>
@@ -1761,54 +1741,6 @@
       </w:r>
       <w:r>
         <w:rPr>
-          <w:noProof/>
-        </w:rPr>
-        <w:drawing>
-          <wp:anchor distT="0" distB="0" distL="0" distR="0" simplePos="0" relativeHeight="15730176" behindDoc="0" locked="0" layoutInCell="1" allowOverlap="1" wp14:anchorId="2747E9AF" wp14:editId="0CDCA7C8">
-            <wp:simplePos x="0" y="0"/>
-            <wp:positionH relativeFrom="page">
-              <wp:posOffset>50292</wp:posOffset>
-            </wp:positionH>
-            <wp:positionV relativeFrom="page">
-              <wp:posOffset>9270491</wp:posOffset>
-            </wp:positionV>
-            <wp:extent cx="7658100" cy="787908"/>
-            <wp:effectExtent l="0" t="0" r="0" b="0"/>
-            <wp:wrapNone/>
-            <wp:docPr id="5" name="Image 5"/>
-            <wp:cNvGraphicFramePr>
-              <a:graphicFrameLocks xmlns:a="http://schemas.openxmlformats.org/drawingml/2006/main"/>
-            </wp:cNvGraphicFramePr>
-            <a:graphic xmlns:a="http://schemas.openxmlformats.org/drawingml/2006/main">
-              <a:graphicData uri="http://schemas.openxmlformats.org/drawingml/2006/picture">
-                <pic:pic xmlns:pic="http://schemas.openxmlformats.org/drawingml/2006/picture">
-                  <pic:nvPicPr>
-                    <pic:cNvPr id="5" name="Image 5"/>
-                    <pic:cNvPicPr/>
-                  </pic:nvPicPr>
-                  <pic:blipFill>
-                    <a:blip r:embed="rId6" cstate="print"/>
-                    <a:stretch>
-                      <a:fillRect/>
-                    </a:stretch>
-                  </pic:blipFill>
-                  <pic:spPr>
-                    <a:xfrm>
-                      <a:off x="0" y="0"/>
-                      <a:ext cx="7658100" cy="787908"/>
-                    </a:xfrm>
-                    <a:prstGeom prst="rect">
-                      <a:avLst/>
-                    </a:prstGeom>
-                  </pic:spPr>
-                </pic:pic>
-              </a:graphicData>
-            </a:graphic>
-          </wp:anchor>
-        </w:drawing>
-      </w:r>
-      <w:r>
-        <w:rPr>
           <w:spacing w:val="-2"/>
         </w:rPr>
         <w:t>DECLARATION</w:t>
@@ -1947,7 +1879,23 @@
         <w:jc w:val="both"/>
       </w:pPr>
       <w:r>
-        <w:t>I hereby declare that the project titled “Aapla Nagarsevak Website”, submitted to Bharati Vidyapeeth (Deemed to be University), Pune, has been completed under the guidance of Prof. Alok Shah and Prof. Sheetal Patil.</w:t>
+        <w:t>I hereby declare that the project titled “</w:t>
+      </w:r>
+      <w:proofErr w:type="spellStart"/>
+      <w:r>
+        <w:t>Aapla</w:t>
+      </w:r>
+      <w:proofErr w:type="spellEnd"/>
+      <w:r>
+        <w:t xml:space="preserve"> </w:t>
+      </w:r>
+      <w:proofErr w:type="spellStart"/>
+      <w:r>
+        <w:t>Nagarsevak</w:t>
+      </w:r>
+      <w:proofErr w:type="spellEnd"/>
+      <w:r>
+        <w:t xml:space="preserve"> Website”, submitted to Bharati Vidyapeeth (Deemed to be University), Pune, has been completed under the guidance of Prof. Alok Shah and Prof. Sheetal Patil.</w:t>
       </w:r>
     </w:p>
     <w:p>
@@ -2596,59 +2544,10 @@
           <w:noProof/>
           <w:sz w:val="20"/>
         </w:rPr>
-        <w:drawing>
-          <wp:anchor distT="0" distB="0" distL="0" distR="0" simplePos="0" relativeHeight="15731712" behindDoc="0" locked="0" layoutInCell="1" allowOverlap="1" wp14:anchorId="21C018A9" wp14:editId="617EBF78">
-            <wp:simplePos x="0" y="0"/>
-            <wp:positionH relativeFrom="page">
-              <wp:posOffset>50292</wp:posOffset>
-            </wp:positionH>
-            <wp:positionV relativeFrom="page">
-              <wp:posOffset>9270491</wp:posOffset>
-            </wp:positionV>
-            <wp:extent cx="7658100" cy="787908"/>
-            <wp:effectExtent l="0" t="0" r="0" b="0"/>
-            <wp:wrapNone/>
-            <wp:docPr id="7" name="Image 7"/>
-            <wp:cNvGraphicFramePr>
-              <a:graphicFrameLocks xmlns:a="http://schemas.openxmlformats.org/drawingml/2006/main"/>
-            </wp:cNvGraphicFramePr>
-            <a:graphic xmlns:a="http://schemas.openxmlformats.org/drawingml/2006/main">
-              <a:graphicData uri="http://schemas.openxmlformats.org/drawingml/2006/picture">
-                <pic:pic xmlns:pic="http://schemas.openxmlformats.org/drawingml/2006/picture">
-                  <pic:nvPicPr>
-                    <pic:cNvPr id="7" name="Image 7"/>
-                    <pic:cNvPicPr/>
-                  </pic:nvPicPr>
-                  <pic:blipFill>
-                    <a:blip r:embed="rId6" cstate="print"/>
-                    <a:stretch>
-                      <a:fillRect/>
-                    </a:stretch>
-                  </pic:blipFill>
-                  <pic:spPr>
-                    <a:xfrm>
-                      <a:off x="0" y="0"/>
-                      <a:ext cx="7658100" cy="787908"/>
-                    </a:xfrm>
-                    <a:prstGeom prst="rect">
-                      <a:avLst/>
-                    </a:prstGeom>
-                  </pic:spPr>
-                </pic:pic>
-              </a:graphicData>
-            </a:graphic>
-          </wp:anchor>
-        </w:drawing>
-      </w:r>
-      <w:r>
-        <w:rPr>
-          <w:noProof/>
-          <w:sz w:val="20"/>
-        </w:rPr>
         <mc:AlternateContent>
           <mc:Choice Requires="wps">
             <w:drawing>
-              <wp:inline distT="0" distB="0" distL="0" distR="0" wp14:anchorId="568441A6" wp14:editId="2AD75C17">
+              <wp:inline distT="0" distB="0" distL="0" distR="0" wp14:anchorId="568441A6" wp14:editId="3F5CC688">
                 <wp:extent cx="2010410" cy="481965"/>
                 <wp:effectExtent l="9525" t="0" r="0" b="13334"/>
                 <wp:docPr id="8" name="Textbox 8"/>
@@ -3927,54 +3826,7 @@
         <w:ind w:left="360"/>
       </w:pPr>
       <w:r>
-        <w:rPr>
-          <w:noProof/>
-        </w:rPr>
-        <w:drawing>
-          <wp:anchor distT="0" distB="0" distL="0" distR="0" simplePos="0" relativeHeight="15732736" behindDoc="0" locked="0" layoutInCell="1" allowOverlap="1" wp14:anchorId="22F4AF94" wp14:editId="200096B6">
-            <wp:simplePos x="0" y="0"/>
-            <wp:positionH relativeFrom="page">
-              <wp:posOffset>50292</wp:posOffset>
-            </wp:positionH>
-            <wp:positionV relativeFrom="page">
-              <wp:posOffset>9270491</wp:posOffset>
-            </wp:positionV>
-            <wp:extent cx="7658100" cy="787908"/>
-            <wp:effectExtent l="0" t="0" r="0" b="0"/>
-            <wp:wrapNone/>
-            <wp:docPr id="9" name="Image 9"/>
-            <wp:cNvGraphicFramePr>
-              <a:graphicFrameLocks xmlns:a="http://schemas.openxmlformats.org/drawingml/2006/main"/>
-            </wp:cNvGraphicFramePr>
-            <a:graphic xmlns:a="http://schemas.openxmlformats.org/drawingml/2006/main">
-              <a:graphicData uri="http://schemas.openxmlformats.org/drawingml/2006/picture">
-                <pic:pic xmlns:pic="http://schemas.openxmlformats.org/drawingml/2006/picture">
-                  <pic:nvPicPr>
-                    <pic:cNvPr id="9" name="Image 9"/>
-                    <pic:cNvPicPr/>
-                  </pic:nvPicPr>
-                  <pic:blipFill>
-                    <a:blip r:embed="rId6" cstate="print"/>
-                    <a:stretch>
-                      <a:fillRect/>
-                    </a:stretch>
-                  </pic:blipFill>
-                  <pic:spPr>
-                    <a:xfrm>
-                      <a:off x="0" y="0"/>
-                      <a:ext cx="7658100" cy="787908"/>
-                    </a:xfrm>
-                    <a:prstGeom prst="rect">
-                      <a:avLst/>
-                    </a:prstGeom>
-                  </pic:spPr>
-                </pic:pic>
-              </a:graphicData>
-            </a:graphic>
-          </wp:anchor>
-        </w:drawing>
-      </w:r>
-      <w:r>
+        <w:lastRenderedPageBreak/>
         <w:t>Chapter</w:t>
       </w:r>
       <w:r>
@@ -4665,17 +4517,24 @@
         <w:spacing w:before="1" w:line="253" w:lineRule="exact"/>
       </w:pPr>
       <w:r>
-        <w:t>“Aapla</w:t>
-      </w:r>
+        <w:t>“</w:t>
+      </w:r>
+      <w:proofErr w:type="spellStart"/>
+      <w:r>
+        <w:t>Aapla</w:t>
+      </w:r>
+      <w:proofErr w:type="spellEnd"/>
       <w:r>
         <w:rPr>
           <w:spacing w:val="-5"/>
         </w:rPr>
         <w:t xml:space="preserve"> </w:t>
       </w:r>
+      <w:proofErr w:type="spellStart"/>
       <w:r>
         <w:t>Nagarsevak</w:t>
       </w:r>
+      <w:proofErr w:type="spellEnd"/>
       <w:r>
         <w:rPr>
           <w:spacing w:val="-5"/>
@@ -5295,6 +5154,7 @@
         <w:rPr>
           <w:noProof/>
         </w:rPr>
+        <w:lastRenderedPageBreak/>
         <mc:AlternateContent>
           <mc:Choice Requires="wps">
             <w:drawing>
@@ -5386,54 +5246,6 @@
       </w:r>
       <w:r>
         <w:rPr>
-          <w:noProof/>
-        </w:rPr>
-        <w:drawing>
-          <wp:anchor distT="0" distB="0" distL="0" distR="0" simplePos="0" relativeHeight="15733760" behindDoc="0" locked="0" layoutInCell="1" allowOverlap="1" wp14:anchorId="2B095371" wp14:editId="1FD2E939">
-            <wp:simplePos x="0" y="0"/>
-            <wp:positionH relativeFrom="page">
-              <wp:posOffset>50292</wp:posOffset>
-            </wp:positionH>
-            <wp:positionV relativeFrom="page">
-              <wp:posOffset>9270491</wp:posOffset>
-            </wp:positionV>
-            <wp:extent cx="7658100" cy="787908"/>
-            <wp:effectExtent l="0" t="0" r="0" b="0"/>
-            <wp:wrapNone/>
-            <wp:docPr id="12" name="Image 12"/>
-            <wp:cNvGraphicFramePr>
-              <a:graphicFrameLocks xmlns:a="http://schemas.openxmlformats.org/drawingml/2006/main"/>
-            </wp:cNvGraphicFramePr>
-            <a:graphic xmlns:a="http://schemas.openxmlformats.org/drawingml/2006/main">
-              <a:graphicData uri="http://schemas.openxmlformats.org/drawingml/2006/picture">
-                <pic:pic xmlns:pic="http://schemas.openxmlformats.org/drawingml/2006/picture">
-                  <pic:nvPicPr>
-                    <pic:cNvPr id="12" name="Image 12"/>
-                    <pic:cNvPicPr/>
-                  </pic:nvPicPr>
-                  <pic:blipFill>
-                    <a:blip r:embed="rId6" cstate="print"/>
-                    <a:stretch>
-                      <a:fillRect/>
-                    </a:stretch>
-                  </pic:blipFill>
-                  <pic:spPr>
-                    <a:xfrm>
-                      <a:off x="0" y="0"/>
-                      <a:ext cx="7658100" cy="787908"/>
-                    </a:xfrm>
-                    <a:prstGeom prst="rect">
-                      <a:avLst/>
-                    </a:prstGeom>
-                  </pic:spPr>
-                </pic:pic>
-              </a:graphicData>
-            </a:graphic>
-          </wp:anchor>
-        </w:drawing>
-      </w:r>
-      <w:r>
-        <w:rPr>
           <w:spacing w:val="-2"/>
         </w:rPr>
         <w:t>Database</w:t>
@@ -6357,54 +6169,7 @@
         <w:ind w:left="790" w:hanging="418"/>
       </w:pPr>
       <w:r>
-        <w:rPr>
-          <w:noProof/>
-        </w:rPr>
-        <w:drawing>
-          <wp:anchor distT="0" distB="0" distL="0" distR="0" simplePos="0" relativeHeight="15734784" behindDoc="0" locked="0" layoutInCell="1" allowOverlap="1" wp14:anchorId="7949FB02" wp14:editId="262F6A9F">
-            <wp:simplePos x="0" y="0"/>
-            <wp:positionH relativeFrom="page">
-              <wp:posOffset>50292</wp:posOffset>
-            </wp:positionH>
-            <wp:positionV relativeFrom="page">
-              <wp:posOffset>9270491</wp:posOffset>
-            </wp:positionV>
-            <wp:extent cx="7658100" cy="787908"/>
-            <wp:effectExtent l="0" t="0" r="0" b="0"/>
-            <wp:wrapNone/>
-            <wp:docPr id="13" name="Image 13"/>
-            <wp:cNvGraphicFramePr>
-              <a:graphicFrameLocks xmlns:a="http://schemas.openxmlformats.org/drawingml/2006/main"/>
-            </wp:cNvGraphicFramePr>
-            <a:graphic xmlns:a="http://schemas.openxmlformats.org/drawingml/2006/main">
-              <a:graphicData uri="http://schemas.openxmlformats.org/drawingml/2006/picture">
-                <pic:pic xmlns:pic="http://schemas.openxmlformats.org/drawingml/2006/picture">
-                  <pic:nvPicPr>
-                    <pic:cNvPr id="13" name="Image 13"/>
-                    <pic:cNvPicPr/>
-                  </pic:nvPicPr>
-                  <pic:blipFill>
-                    <a:blip r:embed="rId6" cstate="print"/>
-                    <a:stretch>
-                      <a:fillRect/>
-                    </a:stretch>
-                  </pic:blipFill>
-                  <pic:spPr>
-                    <a:xfrm>
-                      <a:off x="0" y="0"/>
-                      <a:ext cx="7658100" cy="787908"/>
-                    </a:xfrm>
-                    <a:prstGeom prst="rect">
-                      <a:avLst/>
-                    </a:prstGeom>
-                  </pic:spPr>
-                </pic:pic>
-              </a:graphicData>
-            </a:graphic>
-          </wp:anchor>
-        </w:drawing>
-      </w:r>
-      <w:r>
+        <w:lastRenderedPageBreak/>
         <w:t>Introduction,</w:t>
       </w:r>
       <w:r>
@@ -7304,7 +7069,7 @@
         <mc:AlternateContent>
           <mc:Choice Requires="wps">
             <w:drawing>
-              <wp:anchor distT="0" distB="0" distL="0" distR="0" simplePos="0" relativeHeight="487106048" behindDoc="1" locked="0" layoutInCell="1" allowOverlap="1" wp14:anchorId="041A2903" wp14:editId="7AA403FF">
+              <wp:anchor distT="0" distB="0" distL="0" distR="0" simplePos="0" relativeHeight="487106048" behindDoc="1" locked="0" layoutInCell="1" allowOverlap="1" wp14:anchorId="041A2903" wp14:editId="40EC564D">
                 <wp:simplePos x="0" y="0"/>
                 <wp:positionH relativeFrom="page">
                   <wp:posOffset>3815207</wp:posOffset>
@@ -7529,58 +7294,9 @@
       <w:r>
         <w:rPr>
           <w:b/>
-          <w:noProof/>
-          <w:sz w:val="24"/>
-        </w:rPr>
-        <w:drawing>
-          <wp:anchor distT="0" distB="0" distL="0" distR="0" simplePos="0" relativeHeight="15735808" behindDoc="0" locked="0" layoutInCell="1" allowOverlap="1" wp14:anchorId="013A386A" wp14:editId="3192E7D7">
-            <wp:simplePos x="0" y="0"/>
-            <wp:positionH relativeFrom="page">
-              <wp:posOffset>50292</wp:posOffset>
-            </wp:positionH>
-            <wp:positionV relativeFrom="page">
-              <wp:posOffset>9270491</wp:posOffset>
-            </wp:positionV>
-            <wp:extent cx="7658100" cy="787908"/>
-            <wp:effectExtent l="0" t="0" r="0" b="0"/>
-            <wp:wrapNone/>
-            <wp:docPr id="15" name="Image 15"/>
-            <wp:cNvGraphicFramePr>
-              <a:graphicFrameLocks xmlns:a="http://schemas.openxmlformats.org/drawingml/2006/main"/>
-            </wp:cNvGraphicFramePr>
-            <a:graphic xmlns:a="http://schemas.openxmlformats.org/drawingml/2006/main">
-              <a:graphicData uri="http://schemas.openxmlformats.org/drawingml/2006/picture">
-                <pic:pic xmlns:pic="http://schemas.openxmlformats.org/drawingml/2006/picture">
-                  <pic:nvPicPr>
-                    <pic:cNvPr id="15" name="Image 15"/>
-                    <pic:cNvPicPr/>
-                  </pic:nvPicPr>
-                  <pic:blipFill>
-                    <a:blip r:embed="rId6" cstate="print"/>
-                    <a:stretch>
-                      <a:fillRect/>
-                    </a:stretch>
-                  </pic:blipFill>
-                  <pic:spPr>
-                    <a:xfrm>
-                      <a:off x="0" y="0"/>
-                      <a:ext cx="7658100" cy="787908"/>
-                    </a:xfrm>
-                    <a:prstGeom prst="rect">
-                      <a:avLst/>
-                    </a:prstGeom>
-                  </pic:spPr>
-                </pic:pic>
-              </a:graphicData>
-            </a:graphic>
-          </wp:anchor>
-        </w:drawing>
-      </w:r>
-      <w:r>
-        <w:rPr>
-          <w:b/>
-          <w:sz w:val="24"/>
-        </w:rPr>
+          <w:sz w:val="24"/>
+        </w:rPr>
+        <w:lastRenderedPageBreak/>
         <w:t xml:space="preserve">Objectives of the Project </w:t>
       </w:r>
       <w:r>
@@ -8700,7 +8416,7 @@
         <mc:AlternateContent>
           <mc:Choice Requires="wps">
             <w:drawing>
-              <wp:anchor distT="0" distB="0" distL="0" distR="0" simplePos="0" relativeHeight="487107072" behindDoc="1" locked="0" layoutInCell="1" allowOverlap="1" wp14:anchorId="6BD4F8D2" wp14:editId="645A9433">
+              <wp:anchor distT="0" distB="0" distL="0" distR="0" simplePos="0" relativeHeight="487107072" behindDoc="1" locked="0" layoutInCell="1" allowOverlap="1" wp14:anchorId="6BD4F8D2" wp14:editId="45B79034">
                 <wp:simplePos x="0" y="0"/>
                 <wp:positionH relativeFrom="page">
                   <wp:posOffset>3815207</wp:posOffset>
@@ -8946,54 +8662,7 @@
         <w:ind w:left="793" w:hanging="421"/>
       </w:pPr>
       <w:r>
-        <w:rPr>
-          <w:noProof/>
-        </w:rPr>
-        <w:drawing>
-          <wp:anchor distT="0" distB="0" distL="0" distR="0" simplePos="0" relativeHeight="15736832" behindDoc="0" locked="0" layoutInCell="1" allowOverlap="1" wp14:anchorId="01F44D29" wp14:editId="1440CF33">
-            <wp:simplePos x="0" y="0"/>
-            <wp:positionH relativeFrom="page">
-              <wp:posOffset>50292</wp:posOffset>
-            </wp:positionH>
-            <wp:positionV relativeFrom="page">
-              <wp:posOffset>9270491</wp:posOffset>
-            </wp:positionV>
-            <wp:extent cx="7658100" cy="787908"/>
-            <wp:effectExtent l="0" t="0" r="0" b="0"/>
-            <wp:wrapNone/>
-            <wp:docPr id="17" name="Image 17"/>
-            <wp:cNvGraphicFramePr>
-              <a:graphicFrameLocks xmlns:a="http://schemas.openxmlformats.org/drawingml/2006/main"/>
-            </wp:cNvGraphicFramePr>
-            <a:graphic xmlns:a="http://schemas.openxmlformats.org/drawingml/2006/main">
-              <a:graphicData uri="http://schemas.openxmlformats.org/drawingml/2006/picture">
-                <pic:pic xmlns:pic="http://schemas.openxmlformats.org/drawingml/2006/picture">
-                  <pic:nvPicPr>
-                    <pic:cNvPr id="17" name="Image 17"/>
-                    <pic:cNvPicPr/>
-                  </pic:nvPicPr>
-                  <pic:blipFill>
-                    <a:blip r:embed="rId6" cstate="print"/>
-                    <a:stretch>
-                      <a:fillRect/>
-                    </a:stretch>
-                  </pic:blipFill>
-                  <pic:spPr>
-                    <a:xfrm>
-                      <a:off x="0" y="0"/>
-                      <a:ext cx="7658100" cy="787908"/>
-                    </a:xfrm>
-                    <a:prstGeom prst="rect">
-                      <a:avLst/>
-                    </a:prstGeom>
-                  </pic:spPr>
-                </pic:pic>
-              </a:graphicData>
-            </a:graphic>
-          </wp:anchor>
-        </w:drawing>
-      </w:r>
-      <w:r>
+        <w:lastRenderedPageBreak/>
         <w:t>System</w:t>
       </w:r>
       <w:r>
@@ -10270,7 +9939,7 @@
         <mc:AlternateContent>
           <mc:Choice Requires="wps">
             <w:drawing>
-              <wp:anchor distT="0" distB="0" distL="0" distR="0" simplePos="0" relativeHeight="487108096" behindDoc="1" locked="0" layoutInCell="1" allowOverlap="1" wp14:anchorId="15599EF0" wp14:editId="2A332BA4">
+              <wp:anchor distT="0" distB="0" distL="0" distR="0" simplePos="0" relativeHeight="487108096" behindDoc="1" locked="0" layoutInCell="1" allowOverlap="1" wp14:anchorId="15599EF0" wp14:editId="2E23F8A1">
                 <wp:simplePos x="0" y="0"/>
                 <wp:positionH relativeFrom="page">
                   <wp:posOffset>3815207</wp:posOffset>
@@ -10494,54 +10163,7 @@
         <w:ind w:left="360"/>
       </w:pPr>
       <w:r>
-        <w:rPr>
-          <w:noProof/>
-        </w:rPr>
-        <w:drawing>
-          <wp:anchor distT="0" distB="0" distL="0" distR="0" simplePos="0" relativeHeight="15737856" behindDoc="0" locked="0" layoutInCell="1" allowOverlap="1" wp14:anchorId="081DECE0" wp14:editId="7F150CFC">
-            <wp:simplePos x="0" y="0"/>
-            <wp:positionH relativeFrom="page">
-              <wp:posOffset>50292</wp:posOffset>
-            </wp:positionH>
-            <wp:positionV relativeFrom="page">
-              <wp:posOffset>9270491</wp:posOffset>
-            </wp:positionV>
-            <wp:extent cx="7658100" cy="787908"/>
-            <wp:effectExtent l="0" t="0" r="0" b="0"/>
-            <wp:wrapNone/>
-            <wp:docPr id="19" name="Image 19"/>
-            <wp:cNvGraphicFramePr>
-              <a:graphicFrameLocks xmlns:a="http://schemas.openxmlformats.org/drawingml/2006/main"/>
-            </wp:cNvGraphicFramePr>
-            <a:graphic xmlns:a="http://schemas.openxmlformats.org/drawingml/2006/main">
-              <a:graphicData uri="http://schemas.openxmlformats.org/drawingml/2006/picture">
-                <pic:pic xmlns:pic="http://schemas.openxmlformats.org/drawingml/2006/picture">
-                  <pic:nvPicPr>
-                    <pic:cNvPr id="19" name="Image 19"/>
-                    <pic:cNvPicPr/>
-                  </pic:nvPicPr>
-                  <pic:blipFill>
-                    <a:blip r:embed="rId6" cstate="print"/>
-                    <a:stretch>
-                      <a:fillRect/>
-                    </a:stretch>
-                  </pic:blipFill>
-                  <pic:spPr>
-                    <a:xfrm>
-                      <a:off x="0" y="0"/>
-                      <a:ext cx="7658100" cy="787908"/>
-                    </a:xfrm>
-                    <a:prstGeom prst="rect">
-                      <a:avLst/>
-                    </a:prstGeom>
-                  </pic:spPr>
-                </pic:pic>
-              </a:graphicData>
-            </a:graphic>
-          </wp:anchor>
-        </w:drawing>
-      </w:r>
-      <w:r>
+        <w:lastRenderedPageBreak/>
         <w:t>Students</w:t>
       </w:r>
       <w:r>
@@ -11577,7 +11199,7 @@
         <mc:AlternateContent>
           <mc:Choice Requires="wps">
             <w:drawing>
-              <wp:anchor distT="0" distB="0" distL="0" distR="0" simplePos="0" relativeHeight="487109120" behindDoc="1" locked="0" layoutInCell="1" allowOverlap="1" wp14:anchorId="65A027EA" wp14:editId="4C282C53">
+              <wp:anchor distT="0" distB="0" distL="0" distR="0" simplePos="0" relativeHeight="487109120" behindDoc="1" locked="0" layoutInCell="1" allowOverlap="1" wp14:anchorId="65A027EA" wp14:editId="3505F4E2">
                 <wp:simplePos x="0" y="0"/>
                 <wp:positionH relativeFrom="page">
                   <wp:posOffset>3815207</wp:posOffset>
@@ -11716,10 +11338,11 @@
           <w:noProof/>
           <w:sz w:val="24"/>
         </w:rPr>
+        <w:lastRenderedPageBreak/>
         <mc:AlternateContent>
           <mc:Choice Requires="wps">
             <w:drawing>
-              <wp:anchor distT="0" distB="0" distL="0" distR="0" simplePos="0" relativeHeight="487110144" behindDoc="1" locked="0" layoutInCell="1" allowOverlap="1" wp14:anchorId="3C3950B5" wp14:editId="7DDA0073">
+              <wp:anchor distT="0" distB="0" distL="0" distR="0" simplePos="0" relativeHeight="487110144" behindDoc="1" locked="0" layoutInCell="1" allowOverlap="1" wp14:anchorId="3C3950B5" wp14:editId="40904503">
                 <wp:simplePos x="0" y="0"/>
                 <wp:positionH relativeFrom="page">
                   <wp:posOffset>3815207</wp:posOffset>
@@ -11807,55 +11430,6 @@
       </w:r>
       <w:r>
         <w:rPr>
-          <w:noProof/>
-          <w:sz w:val="24"/>
-        </w:rPr>
-        <w:drawing>
-          <wp:anchor distT="0" distB="0" distL="0" distR="0" simplePos="0" relativeHeight="15738880" behindDoc="0" locked="0" layoutInCell="1" allowOverlap="1" wp14:anchorId="2F502DAB" wp14:editId="31F4D68F">
-            <wp:simplePos x="0" y="0"/>
-            <wp:positionH relativeFrom="page">
-              <wp:posOffset>50292</wp:posOffset>
-            </wp:positionH>
-            <wp:positionV relativeFrom="page">
-              <wp:posOffset>9270491</wp:posOffset>
-            </wp:positionV>
-            <wp:extent cx="7658100" cy="787908"/>
-            <wp:effectExtent l="0" t="0" r="0" b="0"/>
-            <wp:wrapNone/>
-            <wp:docPr id="22" name="Image 22"/>
-            <wp:cNvGraphicFramePr>
-              <a:graphicFrameLocks xmlns:a="http://schemas.openxmlformats.org/drawingml/2006/main"/>
-            </wp:cNvGraphicFramePr>
-            <a:graphic xmlns:a="http://schemas.openxmlformats.org/drawingml/2006/main">
-              <a:graphicData uri="http://schemas.openxmlformats.org/drawingml/2006/picture">
-                <pic:pic xmlns:pic="http://schemas.openxmlformats.org/drawingml/2006/picture">
-                  <pic:nvPicPr>
-                    <pic:cNvPr id="22" name="Image 22"/>
-                    <pic:cNvPicPr/>
-                  </pic:nvPicPr>
-                  <pic:blipFill>
-                    <a:blip r:embed="rId6" cstate="print"/>
-                    <a:stretch>
-                      <a:fillRect/>
-                    </a:stretch>
-                  </pic:blipFill>
-                  <pic:spPr>
-                    <a:xfrm>
-                      <a:off x="0" y="0"/>
-                      <a:ext cx="7658100" cy="787908"/>
-                    </a:xfrm>
-                    <a:prstGeom prst="rect">
-                      <a:avLst/>
-                    </a:prstGeom>
-                  </pic:spPr>
-                </pic:pic>
-              </a:graphicData>
-            </a:graphic>
-          </wp:anchor>
-        </w:drawing>
-      </w:r>
-      <w:r>
-        <w:rPr>
           <w:sz w:val="24"/>
         </w:rPr>
         <w:t>Complaint</w:t>
@@ -12405,54 +11979,7 @@
         <w:jc w:val="center"/>
       </w:pPr>
       <w:r>
-        <w:rPr>
-          <w:noProof/>
-        </w:rPr>
-        <w:drawing>
-          <wp:anchor distT="0" distB="0" distL="0" distR="0" simplePos="0" relativeHeight="15739904" behindDoc="0" locked="0" layoutInCell="1" allowOverlap="1" wp14:anchorId="18D7F2D6" wp14:editId="2F8BA8C7">
-            <wp:simplePos x="0" y="0"/>
-            <wp:positionH relativeFrom="page">
-              <wp:posOffset>50292</wp:posOffset>
-            </wp:positionH>
-            <wp:positionV relativeFrom="page">
-              <wp:posOffset>9270491</wp:posOffset>
-            </wp:positionV>
-            <wp:extent cx="7658100" cy="787908"/>
-            <wp:effectExtent l="0" t="0" r="0" b="0"/>
-            <wp:wrapNone/>
-            <wp:docPr id="23" name="Image 23"/>
-            <wp:cNvGraphicFramePr>
-              <a:graphicFrameLocks xmlns:a="http://schemas.openxmlformats.org/drawingml/2006/main"/>
-            </wp:cNvGraphicFramePr>
-            <a:graphic xmlns:a="http://schemas.openxmlformats.org/drawingml/2006/main">
-              <a:graphicData uri="http://schemas.openxmlformats.org/drawingml/2006/picture">
-                <pic:pic xmlns:pic="http://schemas.openxmlformats.org/drawingml/2006/picture">
-                  <pic:nvPicPr>
-                    <pic:cNvPr id="23" name="Image 23"/>
-                    <pic:cNvPicPr/>
-                  </pic:nvPicPr>
-                  <pic:blipFill>
-                    <a:blip r:embed="rId6" cstate="print"/>
-                    <a:stretch>
-                      <a:fillRect/>
-                    </a:stretch>
-                  </pic:blipFill>
-                  <pic:spPr>
-                    <a:xfrm>
-                      <a:off x="0" y="0"/>
-                      <a:ext cx="7658100" cy="787908"/>
-                    </a:xfrm>
-                    <a:prstGeom prst="rect">
-                      <a:avLst/>
-                    </a:prstGeom>
-                  </pic:spPr>
-                </pic:pic>
-              </a:graphicData>
-            </a:graphic>
-          </wp:anchor>
-        </w:drawing>
-      </w:r>
-      <w:r>
+        <w:lastRenderedPageBreak/>
         <w:t>Chapter</w:t>
       </w:r>
       <w:r>
@@ -13396,7 +12923,7 @@
         <mc:AlternateContent>
           <mc:Choice Requires="wps">
             <w:drawing>
-              <wp:anchor distT="0" distB="0" distL="0" distR="0" simplePos="0" relativeHeight="487111168" behindDoc="1" locked="0" layoutInCell="1" allowOverlap="1" wp14:anchorId="1BD69424" wp14:editId="11FDE540">
+              <wp:anchor distT="0" distB="0" distL="0" distR="0" simplePos="0" relativeHeight="487111168" behindDoc="1" locked="0" layoutInCell="1" allowOverlap="1" wp14:anchorId="1BD69424" wp14:editId="79B465CB">
                 <wp:simplePos x="0" y="0"/>
                 <wp:positionH relativeFrom="page">
                   <wp:posOffset>3815207</wp:posOffset>
@@ -13519,10 +13046,11 @@
         <w:rPr>
           <w:noProof/>
         </w:rPr>
+        <w:lastRenderedPageBreak/>
         <mc:AlternateContent>
           <mc:Choice Requires="wps">
             <w:drawing>
-              <wp:anchor distT="0" distB="0" distL="0" distR="0" simplePos="0" relativeHeight="487112192" behindDoc="1" locked="0" layoutInCell="1" allowOverlap="1" wp14:anchorId="54507641" wp14:editId="2DD589AF">
+              <wp:anchor distT="0" distB="0" distL="0" distR="0" simplePos="0" relativeHeight="487112192" behindDoc="1" locked="0" layoutInCell="1" allowOverlap="1" wp14:anchorId="54507641" wp14:editId="18B2178E">
                 <wp:simplePos x="0" y="0"/>
                 <wp:positionH relativeFrom="page">
                   <wp:posOffset>3815207</wp:posOffset>
@@ -13609,54 +13137,6 @@
         </mc:AlternateContent>
       </w:r>
       <w:r>
-        <w:rPr>
-          <w:noProof/>
-        </w:rPr>
-        <w:drawing>
-          <wp:anchor distT="0" distB="0" distL="0" distR="0" simplePos="0" relativeHeight="15740928" behindDoc="0" locked="0" layoutInCell="1" allowOverlap="1" wp14:anchorId="740FD1E4" wp14:editId="1DF4176F">
-            <wp:simplePos x="0" y="0"/>
-            <wp:positionH relativeFrom="page">
-              <wp:posOffset>50292</wp:posOffset>
-            </wp:positionH>
-            <wp:positionV relativeFrom="page">
-              <wp:posOffset>9270491</wp:posOffset>
-            </wp:positionV>
-            <wp:extent cx="7658100" cy="787908"/>
-            <wp:effectExtent l="0" t="0" r="0" b="0"/>
-            <wp:wrapNone/>
-            <wp:docPr id="26" name="Image 26"/>
-            <wp:cNvGraphicFramePr>
-              <a:graphicFrameLocks xmlns:a="http://schemas.openxmlformats.org/drawingml/2006/main"/>
-            </wp:cNvGraphicFramePr>
-            <a:graphic xmlns:a="http://schemas.openxmlformats.org/drawingml/2006/main">
-              <a:graphicData uri="http://schemas.openxmlformats.org/drawingml/2006/picture">
-                <pic:pic xmlns:pic="http://schemas.openxmlformats.org/drawingml/2006/picture">
-                  <pic:nvPicPr>
-                    <pic:cNvPr id="26" name="Image 26"/>
-                    <pic:cNvPicPr/>
-                  </pic:nvPicPr>
-                  <pic:blipFill>
-                    <a:blip r:embed="rId6" cstate="print"/>
-                    <a:stretch>
-                      <a:fillRect/>
-                    </a:stretch>
-                  </pic:blipFill>
-                  <pic:spPr>
-                    <a:xfrm>
-                      <a:off x="0" y="0"/>
-                      <a:ext cx="7658100" cy="787908"/>
-                    </a:xfrm>
-                    <a:prstGeom prst="rect">
-                      <a:avLst/>
-                    </a:prstGeom>
-                  </pic:spPr>
-                </pic:pic>
-              </a:graphicData>
-            </a:graphic>
-          </wp:anchor>
-        </w:drawing>
-      </w:r>
-      <w:r>
         <w:t>Students</w:t>
       </w:r>
       <w:r>
@@ -14325,54 +13805,7 @@
         <w:pStyle w:val="Heading2"/>
       </w:pPr>
       <w:r>
-        <w:rPr>
-          <w:noProof/>
-        </w:rPr>
-        <w:drawing>
-          <wp:anchor distT="0" distB="0" distL="0" distR="0" simplePos="0" relativeHeight="15741952" behindDoc="0" locked="0" layoutInCell="1" allowOverlap="1" wp14:anchorId="3833BDB0" wp14:editId="3400E3E7">
-            <wp:simplePos x="0" y="0"/>
-            <wp:positionH relativeFrom="page">
-              <wp:posOffset>50292</wp:posOffset>
-            </wp:positionH>
-            <wp:positionV relativeFrom="page">
-              <wp:posOffset>9270491</wp:posOffset>
-            </wp:positionV>
-            <wp:extent cx="7658100" cy="787908"/>
-            <wp:effectExtent l="0" t="0" r="0" b="0"/>
-            <wp:wrapNone/>
-            <wp:docPr id="27" name="Image 27"/>
-            <wp:cNvGraphicFramePr>
-              <a:graphicFrameLocks xmlns:a="http://schemas.openxmlformats.org/drawingml/2006/main"/>
-            </wp:cNvGraphicFramePr>
-            <a:graphic xmlns:a="http://schemas.openxmlformats.org/drawingml/2006/main">
-              <a:graphicData uri="http://schemas.openxmlformats.org/drawingml/2006/picture">
-                <pic:pic xmlns:pic="http://schemas.openxmlformats.org/drawingml/2006/picture">
-                  <pic:nvPicPr>
-                    <pic:cNvPr id="27" name="Image 27"/>
-                    <pic:cNvPicPr/>
-                  </pic:nvPicPr>
-                  <pic:blipFill>
-                    <a:blip r:embed="rId6" cstate="print"/>
-                    <a:stretch>
-                      <a:fillRect/>
-                    </a:stretch>
-                  </pic:blipFill>
-                  <pic:spPr>
-                    <a:xfrm>
-                      <a:off x="0" y="0"/>
-                      <a:ext cx="7658100" cy="787908"/>
-                    </a:xfrm>
-                    <a:prstGeom prst="rect">
-                      <a:avLst/>
-                    </a:prstGeom>
-                  </pic:spPr>
-                </pic:pic>
-              </a:graphicData>
-            </a:graphic>
-          </wp:anchor>
-        </w:drawing>
-      </w:r>
-      <w:r>
+        <w:lastRenderedPageBreak/>
         <w:t>Chapter</w:t>
       </w:r>
       <w:r>
@@ -15245,7 +14678,7 @@
         <mc:AlternateContent>
           <mc:Choice Requires="wps">
             <w:drawing>
-              <wp:anchor distT="0" distB="0" distL="0" distR="0" simplePos="0" relativeHeight="487113216" behindDoc="1" locked="0" layoutInCell="1" allowOverlap="1" wp14:anchorId="2133DC07" wp14:editId="5D8CBA7A">
+              <wp:anchor distT="0" distB="0" distL="0" distR="0" simplePos="0" relativeHeight="487113216" behindDoc="1" locked="0" layoutInCell="1" allowOverlap="1" wp14:anchorId="2133DC07" wp14:editId="033E7157">
                 <wp:simplePos x="0" y="0"/>
                 <wp:positionH relativeFrom="page">
                   <wp:posOffset>3815207</wp:posOffset>
@@ -15384,10 +14817,11 @@
         <w:rPr>
           <w:noProof/>
         </w:rPr>
+        <w:lastRenderedPageBreak/>
         <mc:AlternateContent>
           <mc:Choice Requires="wps">
             <w:drawing>
-              <wp:anchor distT="0" distB="0" distL="0" distR="0" simplePos="0" relativeHeight="487114240" behindDoc="1" locked="0" layoutInCell="1" allowOverlap="1" wp14:anchorId="7ADAD486" wp14:editId="381822B3">
+              <wp:anchor distT="0" distB="0" distL="0" distR="0" simplePos="0" relativeHeight="487114240" behindDoc="1" locked="0" layoutInCell="1" allowOverlap="1" wp14:anchorId="7ADAD486" wp14:editId="0D8EC66A">
                 <wp:simplePos x="0" y="0"/>
                 <wp:positionH relativeFrom="page">
                   <wp:posOffset>3815207</wp:posOffset>
@@ -15475,54 +14909,6 @@
       </w:r>
       <w:r>
         <w:rPr>
-          <w:noProof/>
-        </w:rPr>
-        <w:drawing>
-          <wp:anchor distT="0" distB="0" distL="0" distR="0" simplePos="0" relativeHeight="15742976" behindDoc="0" locked="0" layoutInCell="1" allowOverlap="1" wp14:anchorId="10F7F6FC" wp14:editId="13CADFBE">
-            <wp:simplePos x="0" y="0"/>
-            <wp:positionH relativeFrom="page">
-              <wp:posOffset>50292</wp:posOffset>
-            </wp:positionH>
-            <wp:positionV relativeFrom="page">
-              <wp:posOffset>9270491</wp:posOffset>
-            </wp:positionV>
-            <wp:extent cx="7658100" cy="787908"/>
-            <wp:effectExtent l="0" t="0" r="0" b="0"/>
-            <wp:wrapNone/>
-            <wp:docPr id="30" name="Image 30"/>
-            <wp:cNvGraphicFramePr>
-              <a:graphicFrameLocks xmlns:a="http://schemas.openxmlformats.org/drawingml/2006/main"/>
-            </wp:cNvGraphicFramePr>
-            <a:graphic xmlns:a="http://schemas.openxmlformats.org/drawingml/2006/main">
-              <a:graphicData uri="http://schemas.openxmlformats.org/drawingml/2006/picture">
-                <pic:pic xmlns:pic="http://schemas.openxmlformats.org/drawingml/2006/picture">
-                  <pic:nvPicPr>
-                    <pic:cNvPr id="30" name="Image 30"/>
-                    <pic:cNvPicPr/>
-                  </pic:nvPicPr>
-                  <pic:blipFill>
-                    <a:blip r:embed="rId6" cstate="print"/>
-                    <a:stretch>
-                      <a:fillRect/>
-                    </a:stretch>
-                  </pic:blipFill>
-                  <pic:spPr>
-                    <a:xfrm>
-                      <a:off x="0" y="0"/>
-                      <a:ext cx="7658100" cy="787908"/>
-                    </a:xfrm>
-                    <a:prstGeom prst="rect">
-                      <a:avLst/>
-                    </a:prstGeom>
-                  </pic:spPr>
-                </pic:pic>
-              </a:graphicData>
-            </a:graphic>
-          </wp:anchor>
-        </w:drawing>
-      </w:r>
-      <w:r>
-        <w:rPr>
           <w:spacing w:val="-2"/>
         </w:rPr>
         <w:t>Conclusion</w:t>
@@ -15897,10 +15283,11 @@
         <w:rPr>
           <w:noProof/>
         </w:rPr>
+        <w:lastRenderedPageBreak/>
         <mc:AlternateContent>
           <mc:Choice Requires="wps">
             <w:drawing>
-              <wp:anchor distT="0" distB="0" distL="0" distR="0" simplePos="0" relativeHeight="487115264" behindDoc="1" locked="0" layoutInCell="1" allowOverlap="1" wp14:anchorId="68F6265B" wp14:editId="462A62F3">
+              <wp:anchor distT="0" distB="0" distL="0" distR="0" simplePos="0" relativeHeight="487115264" behindDoc="1" locked="0" layoutInCell="1" allowOverlap="1" wp14:anchorId="68F6265B" wp14:editId="395E7FA4">
                 <wp:simplePos x="0" y="0"/>
                 <wp:positionH relativeFrom="page">
                   <wp:posOffset>3815207</wp:posOffset>
@@ -15987,54 +15374,6 @@
         </mc:AlternateContent>
       </w:r>
       <w:r>
-        <w:rPr>
-          <w:noProof/>
-        </w:rPr>
-        <w:drawing>
-          <wp:anchor distT="0" distB="0" distL="0" distR="0" simplePos="0" relativeHeight="15744000" behindDoc="0" locked="0" layoutInCell="1" allowOverlap="1" wp14:anchorId="6322E1B6" wp14:editId="4C39F05D">
-            <wp:simplePos x="0" y="0"/>
-            <wp:positionH relativeFrom="page">
-              <wp:posOffset>50292</wp:posOffset>
-            </wp:positionH>
-            <wp:positionV relativeFrom="page">
-              <wp:posOffset>9270491</wp:posOffset>
-            </wp:positionV>
-            <wp:extent cx="7658100" cy="787908"/>
-            <wp:effectExtent l="0" t="0" r="0" b="0"/>
-            <wp:wrapNone/>
-            <wp:docPr id="32" name="Image 32"/>
-            <wp:cNvGraphicFramePr>
-              <a:graphicFrameLocks xmlns:a="http://schemas.openxmlformats.org/drawingml/2006/main"/>
-            </wp:cNvGraphicFramePr>
-            <a:graphic xmlns:a="http://schemas.openxmlformats.org/drawingml/2006/main">
-              <a:graphicData uri="http://schemas.openxmlformats.org/drawingml/2006/picture">
-                <pic:pic xmlns:pic="http://schemas.openxmlformats.org/drawingml/2006/picture">
-                  <pic:nvPicPr>
-                    <pic:cNvPr id="32" name="Image 32"/>
-                    <pic:cNvPicPr/>
-                  </pic:nvPicPr>
-                  <pic:blipFill>
-                    <a:blip r:embed="rId6" cstate="print"/>
-                    <a:stretch>
-                      <a:fillRect/>
-                    </a:stretch>
-                  </pic:blipFill>
-                  <pic:spPr>
-                    <a:xfrm>
-                      <a:off x="0" y="0"/>
-                      <a:ext cx="7658100" cy="787908"/>
-                    </a:xfrm>
-                    <a:prstGeom prst="rect">
-                      <a:avLst/>
-                    </a:prstGeom>
-                  </pic:spPr>
-                </pic:pic>
-              </a:graphicData>
-            </a:graphic>
-          </wp:anchor>
-        </w:drawing>
-      </w:r>
-      <w:r>
         <w:t>Future</w:t>
       </w:r>
       <w:r>
@@ -16421,10 +15760,11 @@
         <w:rPr>
           <w:noProof/>
         </w:rPr>
+        <w:lastRenderedPageBreak/>
         <mc:AlternateContent>
           <mc:Choice Requires="wps">
             <w:drawing>
-              <wp:anchor distT="0" distB="0" distL="0" distR="0" simplePos="0" relativeHeight="487116288" behindDoc="1" locked="0" layoutInCell="1" allowOverlap="1" wp14:anchorId="65C6F32E" wp14:editId="1C6C0BEC">
+              <wp:anchor distT="0" distB="0" distL="0" distR="0" simplePos="0" relativeHeight="487116288" behindDoc="1" locked="0" layoutInCell="1" allowOverlap="1" wp14:anchorId="65C6F32E" wp14:editId="79538AB8">
                 <wp:simplePos x="0" y="0"/>
                 <wp:positionH relativeFrom="page">
                   <wp:posOffset>3815207</wp:posOffset>
@@ -16512,54 +15852,6 @@
       </w:r>
       <w:r>
         <w:rPr>
-          <w:noProof/>
-        </w:rPr>
-        <w:drawing>
-          <wp:anchor distT="0" distB="0" distL="0" distR="0" simplePos="0" relativeHeight="15745024" behindDoc="0" locked="0" layoutInCell="1" allowOverlap="1" wp14:anchorId="781218E6" wp14:editId="69522A49">
-            <wp:simplePos x="0" y="0"/>
-            <wp:positionH relativeFrom="page">
-              <wp:posOffset>50292</wp:posOffset>
-            </wp:positionH>
-            <wp:positionV relativeFrom="page">
-              <wp:posOffset>9270491</wp:posOffset>
-            </wp:positionV>
-            <wp:extent cx="7658100" cy="787908"/>
-            <wp:effectExtent l="0" t="0" r="0" b="0"/>
-            <wp:wrapNone/>
-            <wp:docPr id="34" name="Image 34"/>
-            <wp:cNvGraphicFramePr>
-              <a:graphicFrameLocks xmlns:a="http://schemas.openxmlformats.org/drawingml/2006/main"/>
-            </wp:cNvGraphicFramePr>
-            <a:graphic xmlns:a="http://schemas.openxmlformats.org/drawingml/2006/main">
-              <a:graphicData uri="http://schemas.openxmlformats.org/drawingml/2006/picture">
-                <pic:pic xmlns:pic="http://schemas.openxmlformats.org/drawingml/2006/picture">
-                  <pic:nvPicPr>
-                    <pic:cNvPr id="34" name="Image 34"/>
-                    <pic:cNvPicPr/>
-                  </pic:nvPicPr>
-                  <pic:blipFill>
-                    <a:blip r:embed="rId6" cstate="print"/>
-                    <a:stretch>
-                      <a:fillRect/>
-                    </a:stretch>
-                  </pic:blipFill>
-                  <pic:spPr>
-                    <a:xfrm>
-                      <a:off x="0" y="0"/>
-                      <a:ext cx="7658100" cy="787908"/>
-                    </a:xfrm>
-                    <a:prstGeom prst="rect">
-                      <a:avLst/>
-                    </a:prstGeom>
-                  </pic:spPr>
-                </pic:pic>
-              </a:graphicData>
-            </a:graphic>
-          </wp:anchor>
-        </w:drawing>
-      </w:r>
-      <w:r>
-        <w:rPr>
           <w:spacing w:val="-2"/>
         </w:rPr>
         <w:t>Bibliography</w:t>
@@ -16968,7 +16260,7 @@
           <w:sz w:val="24"/>
         </w:rPr>
       </w:pPr>
-      <w:hyperlink r:id="rId7">
+      <w:hyperlink r:id="rId6">
         <w:r>
           <w:rPr>
             <w:spacing w:val="-2"/>
@@ -17086,10 +16378,11 @@
         <w:rPr>
           <w:noProof/>
         </w:rPr>
+        <w:lastRenderedPageBreak/>
         <mc:AlternateContent>
           <mc:Choice Requires="wps">
             <w:drawing>
-              <wp:anchor distT="0" distB="0" distL="0" distR="0" simplePos="0" relativeHeight="487117312" behindDoc="1" locked="0" layoutInCell="1" allowOverlap="1" wp14:anchorId="102D20BE" wp14:editId="2E4DD3EB">
+              <wp:anchor distT="0" distB="0" distL="0" distR="0" simplePos="0" relativeHeight="487117312" behindDoc="1" locked="0" layoutInCell="1" allowOverlap="1" wp14:anchorId="102D20BE" wp14:editId="14FDB460">
                 <wp:simplePos x="0" y="0"/>
                 <wp:positionH relativeFrom="page">
                   <wp:posOffset>3815207</wp:posOffset>
@@ -17176,54 +16469,6 @@
         </mc:AlternateContent>
       </w:r>
       <w:r>
-        <w:rPr>
-          <w:noProof/>
-        </w:rPr>
-        <w:drawing>
-          <wp:anchor distT="0" distB="0" distL="0" distR="0" simplePos="0" relativeHeight="15746048" behindDoc="0" locked="0" layoutInCell="1" allowOverlap="1" wp14:anchorId="7AC7AF5E" wp14:editId="599F908C">
-            <wp:simplePos x="0" y="0"/>
-            <wp:positionH relativeFrom="page">
-              <wp:posOffset>50292</wp:posOffset>
-            </wp:positionH>
-            <wp:positionV relativeFrom="page">
-              <wp:posOffset>9270491</wp:posOffset>
-            </wp:positionV>
-            <wp:extent cx="7658100" cy="787908"/>
-            <wp:effectExtent l="0" t="0" r="0" b="0"/>
-            <wp:wrapNone/>
-            <wp:docPr id="36" name="Image 36"/>
-            <wp:cNvGraphicFramePr>
-              <a:graphicFrameLocks xmlns:a="http://schemas.openxmlformats.org/drawingml/2006/main"/>
-            </wp:cNvGraphicFramePr>
-            <a:graphic xmlns:a="http://schemas.openxmlformats.org/drawingml/2006/main">
-              <a:graphicData uri="http://schemas.openxmlformats.org/drawingml/2006/picture">
-                <pic:pic xmlns:pic="http://schemas.openxmlformats.org/drawingml/2006/picture">
-                  <pic:nvPicPr>
-                    <pic:cNvPr id="36" name="Image 36"/>
-                    <pic:cNvPicPr/>
-                  </pic:nvPicPr>
-                  <pic:blipFill>
-                    <a:blip r:embed="rId6" cstate="print"/>
-                    <a:stretch>
-                      <a:fillRect/>
-                    </a:stretch>
-                  </pic:blipFill>
-                  <pic:spPr>
-                    <a:xfrm>
-                      <a:off x="0" y="0"/>
-                      <a:ext cx="7658100" cy="787908"/>
-                    </a:xfrm>
-                    <a:prstGeom prst="rect">
-                      <a:avLst/>
-                    </a:prstGeom>
-                  </pic:spPr>
-                </pic:pic>
-              </a:graphicData>
-            </a:graphic>
-          </wp:anchor>
-        </w:drawing>
-      </w:r>
-      <w:r>
         <w:t>End</w:t>
       </w:r>
       <w:r>
@@ -17455,55 +16700,6 @@
           <w:sz w:val="20"/>
         </w:rPr>
       </w:pPr>
-      <w:r>
-        <w:rPr>
-          <w:noProof/>
-          <w:sz w:val="20"/>
-        </w:rPr>
-        <w:drawing>
-          <wp:anchor distT="0" distB="0" distL="0" distR="0" simplePos="0" relativeHeight="15747072" behindDoc="0" locked="0" layoutInCell="1" allowOverlap="1" wp14:anchorId="59793E2C" wp14:editId="1B530CBB">
-            <wp:simplePos x="0" y="0"/>
-            <wp:positionH relativeFrom="page">
-              <wp:posOffset>50292</wp:posOffset>
-            </wp:positionH>
-            <wp:positionV relativeFrom="page">
-              <wp:posOffset>9270491</wp:posOffset>
-            </wp:positionV>
-            <wp:extent cx="7658100" cy="787908"/>
-            <wp:effectExtent l="0" t="0" r="0" b="0"/>
-            <wp:wrapNone/>
-            <wp:docPr id="37" name="Image 37"/>
-            <wp:cNvGraphicFramePr>
-              <a:graphicFrameLocks xmlns:a="http://schemas.openxmlformats.org/drawingml/2006/main"/>
-            </wp:cNvGraphicFramePr>
-            <a:graphic xmlns:a="http://schemas.openxmlformats.org/drawingml/2006/main">
-              <a:graphicData uri="http://schemas.openxmlformats.org/drawingml/2006/picture">
-                <pic:pic xmlns:pic="http://schemas.openxmlformats.org/drawingml/2006/picture">
-                  <pic:nvPicPr>
-                    <pic:cNvPr id="37" name="Image 37"/>
-                    <pic:cNvPicPr/>
-                  </pic:nvPicPr>
-                  <pic:blipFill>
-                    <a:blip r:embed="rId6" cstate="print"/>
-                    <a:stretch>
-                      <a:fillRect/>
-                    </a:stretch>
-                  </pic:blipFill>
-                  <pic:spPr>
-                    <a:xfrm>
-                      <a:off x="0" y="0"/>
-                      <a:ext cx="7658100" cy="787908"/>
-                    </a:xfrm>
-                    <a:prstGeom prst="rect">
-                      <a:avLst/>
-                    </a:prstGeom>
-                  </pic:spPr>
-                </pic:pic>
-              </a:graphicData>
-            </a:graphic>
-          </wp:anchor>
-        </w:drawing>
-      </w:r>
     </w:p>
     <w:p>
       <w:pPr>
@@ -17964,7 +17160,7 @@
         <mc:AlternateContent>
           <mc:Choice Requires="wpg">
             <w:drawing>
-              <wp:inline distT="0" distB="0" distL="0" distR="0" wp14:anchorId="5C1C273E" wp14:editId="3F1A500A">
+              <wp:inline distT="0" distB="0" distL="0" distR="0" wp14:anchorId="5C1C273E" wp14:editId="63FD8058">
                 <wp:extent cx="150495" cy="140335"/>
                 <wp:effectExtent l="0" t="0" r="0" b="0"/>
                 <wp:docPr id="38" name="Group 38"/>
@@ -18084,55 +17280,6 @@
           <w:sz w:val="20"/>
         </w:rPr>
       </w:pPr>
-      <w:r>
-        <w:rPr>
-          <w:noProof/>
-          <w:sz w:val="20"/>
-        </w:rPr>
-        <w:drawing>
-          <wp:anchor distT="0" distB="0" distL="0" distR="0" simplePos="0" relativeHeight="15748096" behindDoc="0" locked="0" layoutInCell="1" allowOverlap="1" wp14:anchorId="6F7D534A" wp14:editId="35F13EE9">
-            <wp:simplePos x="0" y="0"/>
-            <wp:positionH relativeFrom="page">
-              <wp:posOffset>50292</wp:posOffset>
-            </wp:positionH>
-            <wp:positionV relativeFrom="page">
-              <wp:posOffset>9270491</wp:posOffset>
-            </wp:positionV>
-            <wp:extent cx="7658100" cy="787908"/>
-            <wp:effectExtent l="0" t="0" r="0" b="0"/>
-            <wp:wrapNone/>
-            <wp:docPr id="40" name="Image 40"/>
-            <wp:cNvGraphicFramePr>
-              <a:graphicFrameLocks xmlns:a="http://schemas.openxmlformats.org/drawingml/2006/main"/>
-            </wp:cNvGraphicFramePr>
-            <a:graphic xmlns:a="http://schemas.openxmlformats.org/drawingml/2006/main">
-              <a:graphicData uri="http://schemas.openxmlformats.org/drawingml/2006/picture">
-                <pic:pic xmlns:pic="http://schemas.openxmlformats.org/drawingml/2006/picture">
-                  <pic:nvPicPr>
-                    <pic:cNvPr id="40" name="Image 40"/>
-                    <pic:cNvPicPr/>
-                  </pic:nvPicPr>
-                  <pic:blipFill>
-                    <a:blip r:embed="rId6" cstate="print"/>
-                    <a:stretch>
-                      <a:fillRect/>
-                    </a:stretch>
-                  </pic:blipFill>
-                  <pic:spPr>
-                    <a:xfrm>
-                      <a:off x="0" y="0"/>
-                      <a:ext cx="7658100" cy="787908"/>
-                    </a:xfrm>
-                    <a:prstGeom prst="rect">
-                      <a:avLst/>
-                    </a:prstGeom>
-                  </pic:spPr>
-                </pic:pic>
-              </a:graphicData>
-            </a:graphic>
-          </wp:anchor>
-        </w:drawing>
-      </w:r>
     </w:p>
     <w:p>
       <w:pPr>
